--- a/entregables/apuntes/Apuntes_B6_Percepcion_SLAM.docx
+++ b/entregables/apuntes/Apuntes_B6_Percepcion_SLAM.docx
@@ -3655,7 +3655,7 @@
           <w:sz w:val="22"/>
           <w:szCs w:val="22"/>
         </w:rPr>
-        <w:t xml:space="preserve">La línea que hay que interpretar despacio es la ganancia: K_t «especifica el grado en que la medición se incorpora a la nueva estimación del estado» (Thrun et al., 2005, p. 42), y es exactamente el cociente entre lo que sabemos de la predicción y lo que sabemos de la medida. Los casos límite lo hacen tangible en el aula: si Q_t → ∞ (sensor inútil), K_t → 0 y el filtro ignora la medida; si Q_t → 0 (sensor perfecto), la corrección lleva la estimación a lo que dicta z_t. El término z_t − C_t μ̄_t, la innovación, es la sorpresa: la diferencia entre lo medido y lo que esperábamos medir, y monitorizar su magnitud es, en la práctica, el detector de averías del filtro. El taller de la segunda hora implementa este algoritmo en una dimensión y lo compara con el filtro de Bayes discreto sobre rejilla, de modo que se vea que son el mismo objeto matemático con representaciones distintas de bel.</w:t>
+        <w:t xml:space="preserve">La línea que hay que interpretar despacio es la ganancia: K_t «especifica el grado en que la medición se incorpora a la nueva estimación del estado» (Thrun et al., 2005, p. 43), y es exactamente el cociente entre lo que sabemos de la predicción y lo que sabemos de la medida. Los casos límite lo hacen tangible en el aula: si Q_t → ∞ (sensor inútil), K_t → 0 y el filtro ignora la medida; si Q_t → 0 (sensor perfecto), la corrección lleva la estimación a lo que dicta z_t. El término z_t − C_t μ̄_t, la innovación, es la sorpresa: la diferencia entre lo medido y lo que esperábamos medir, y monitorizar su magnitud es, en la práctica, el detector de averías del filtro. El taller de la segunda hora implementa este algoritmo en una dimensión y lo compara con el filtro de Bayes discreto sobre rejilla, de modo que se vea que son el mismo objeto matemático con representaciones distintas de bel.</w:t>
       </w:r>
     </w:p>
     <w:p>

--- a/entregables/apuntes/Apuntes_B6_Percepcion_SLAM.docx
+++ b/entregables/apuntes/Apuntes_B6_Percepcion_SLAM.docx
@@ -3877,7 +3877,7 @@
           <w:sz w:val="21"/>
           <w:szCs w:val="21"/>
         </w:rPr>
-        <w:t xml:space="preserve">Definir localización móvil como estimar la pose respecto a un mapa dado; citar la sentencia recogida por Thrun: «el problema más fundamental para dotar a un robot móvil de capacidades autónomas» (Cox, 1991, citado en Thrun et al., 2005, p. 219).</w:t>
+        <w:t xml:space="preserve">Definir localización móvil como estimar la pose respecto a un mapa dado; citar la sentencia recogida por Thrun: «el problema más fundamental para dotar a un robot móvil de capacidades autónomas» (Cox, 1991, citado en Thrun et al., 2005, p. 233).</w:t>
       </w:r>
     </w:p>
     <w:p>
@@ -4206,7 +4206,7 @@
           <w:sz w:val="22"/>
           <w:szCs w:val="22"/>
         </w:rPr>
-        <w:t xml:space="preserve">Localizar un robot móvil es estimar su pose respecto a un mapa dado del entorno, y su importancia difícilmente se exagera: Thrun recoge la sentencia de Cox de que la localización «ha sido señalada como el problema más fundamental para dotar a un robot móvil de capacidades autónomas» (Thrun et al., 2005, p. 219). La taxonomía por dificultad que estructura las dos próximas sesiones (Thrun et al., 2005, p. 194): en el seguimiento de posición (position tracking) la pose inicial se conoce y el problema es acotar el error incremental, es un problema local, y el EKF de hoy es su herramienta natural; en la localización global la pose inicial es desconocida y la creencia debe poder representar «no sé dónde estoy», lo que una gaussiana no puede hacer; y el problema del robot secuestrado es la variante maliciosa: «durante la operación, el robot puede ser secuestrado y teletransportado a otro lugar», y es más difícil que la localización global porque el robot cree firmemente estar donde no está (Thrun et al., 2005, p. 194), en la práctica, el secuestro modela fallos catastróficos del propio estimador y la capacidad de recuperarse de ellos. El marco común es la localización de Markov: el filtro de Bayes de S28 aplicado a la pose, con el mapa m como condicionante de ambos modelos, bel(x_t) = η · p(z_t | x_t, m) · ∫ p(x_t | u_t, x_{t-1}, m) · bel(x_{t-1}) dx_{t-1} (algoritmo en Thrun et al., 2005, p. 197). La localización EKF «es un caso especial de la localización de Markov» que representa la creencia por su media y su covarianza (Thrun et al., 2005, p. 201); la localización de Montecarlo de S30 es el otro caso especial, con muestras en lugar de momentos.</w:t>
+        <w:t xml:space="preserve">Localizar un robot móvil es estimar su pose respecto a un mapa dado del entorno, y su importancia difícilmente se exagera: Thrun recoge la sentencia de Cox de que la localización «ha sido señalada como el problema más fundamental para dotar a un robot móvil de capacidades autónomas» (Thrun et al., 2005, p. 233). La taxonomía por dificultad que estructura las dos próximas sesiones (Thrun et al., 2005, p. 194): en el seguimiento de posición (position tracking) la pose inicial se conoce y el problema es acotar el error incremental, es un problema local, y el EKF de hoy es su herramienta natural; en la localización global la pose inicial es desconocida y la creencia debe poder representar «no sé dónde estoy», lo que una gaussiana no puede hacer; y el problema del robot secuestrado es la variante maliciosa: «durante la operación, el robot puede ser secuestrado y teletransportado a otro lugar», y es más difícil que la localización global porque el robot cree firmemente estar donde no está (Thrun et al., 2005, p. 194), en la práctica, el secuestro modela fallos catastróficos del propio estimador y la capacidad de recuperarse de ellos. El marco común es la localización de Markov: el filtro de Bayes de S28 aplicado a la pose, con el mapa m como condicionante de ambos modelos, bel(x_t) = η · p(z_t | x_t, m) · ∫ p(x_t | u_t, x_{t-1}, m) · bel(x_{t-1}) dx_{t-1} (algoritmo en Thrun et al., 2005, p. 197). La localización EKF «es un caso especial de la localización de Markov» que representa la creencia por su media y su covarianza (Thrun et al., 2005, p. 201); la localización de Montecarlo de S30 es el otro caso especial, con muestras en lugar de momentos.</w:t>
       </w:r>
     </w:p>
     <w:p>
@@ -4282,7 +4282,7 @@
           <w:sz w:val="22"/>
           <w:szCs w:val="22"/>
         </w:rPr>
-        <w:t xml:space="preserve">Con los dos modelos, el ciclo de localización EKF con correspondencias conocidas (algoritmo en Thrun et al., 2005, p. 204) es la maquinaria de S28 puesta a trabajar: predicción de la pose con la odometría y de la covarianza con G_t; para cada baliza observada, predicción de la medida h(μ̄_t), innovación como diferencia entre lo medido y lo predicho (con la aritmética angular de φ tratada con cuidado), ganancia de Kalman y corrección de media y covarianza. La demostración visual más eficaz es la de Corke (2023, pp. 215-221): el mismo trayecto estimado primero por dead reckoning, integración de odometría, con las elipses de covarianza al 95 % hinchándose sin remedio (Corke, 2023, p. 216), y después con observaciones de balizas, donde cada avistamiento colapsa la elipse. La frase del libro resume tres milenios de navegación: «hemos visto cómo la incertidumbre en la posición crece sin límite usando solo dead reckoning; la solución, como descubrieron los fenicios hace 4000 años, es usar información adicional procedente de observaciones de características o hitos conocidos del mundo» (Corke, 2023, p. 218).</w:t>
+        <w:t xml:space="preserve">Con los dos modelos, el ciclo de localización EKF con correspondencias conocidas (algoritmo en Thrun et al., 2005, p. 204) es la maquinaria de S28 puesta a trabajar: predicción de la pose con la odometría y de la covarianza con G_t; para cada baliza observada, predicción de la medida h(μ̄_t), innovación como diferencia entre lo medido y lo predicho (con la aritmética angular de φ tratada con cuidado), ganancia de Kalman y corrección de media y covarianza. La demostración visual más eficaz es la de Corke (2023, pp. 215-221): el mismo trayecto estimado primero por dead reckoning, integración de odometría, con las elipses de covarianza al 95 % hinchándose sin remedio (Corke, 2023, p. 216), y después con observaciones de balizas, donde cada avistamiento colapsa la elipse. La frase del libro resume cuatro milenios de navegación: «hemos visto cómo la incertidumbre en la posición crece sin límite usando solo dead reckoning; la solución, como descubrieron los fenicios hace 4000 años, es usar información adicional procedente de observaciones de características o hitos conocidos del mundo» (Corke, 2023, p. 218).</w:t>
       </w:r>
     </w:p>
     <w:p>
@@ -6209,7 +6209,7 @@
           <w:sz w:val="22"/>
           <w:szCs w:val="22"/>
         </w:rPr>
-        <w:t xml:space="preserve">El cierre del bloque conecta sus dos mitades: el SLAM visual usa como sensor la cámara calibrada de S25 y como hitos los puntos con descriptor de S26. Un sistema de referencia como ORB-SLAM integra en tiempo real el seguimiento de la cámara, el cartografiado de puntos, la relocalización y el cierre de bucle sobre un grafo optimizado, usando las mismas características ORB para las tres tareas (Mur-Artal et al., 2015, arXiv:1502.00956), arquitectónicamente es un pose-graph del apdo. 31.3 cuyo modelo de observación es la proyección perspectiva de S25, y verlo así es el examen conceptual del bloque. La frontera actual está en la representación del mapa. NeRF (Neural Radiance Fields) representa la escena como un campo neuronal de densidad y radiancia optimizado para reproducir las vistas de entrada, logrando síntesis fotorrealista de vistas nuevas (Mildenhall et al., 2020, arXiv:2003.08934). 3D Gaussian Splatting sustituye la red por millones de gaussianas 3D explícitas con opacidad y color, optimizadas igualmente por renderizado diferenciable, y alcanza calidad estatal del arte con renderizado en tiempo real (Kerbl et al., 2023, arXiv:2308.04079). Ambas representaciones están siendo incorporadas como mapa dentro de sistemas de SLAM denso y como productos de digitalización de entornos para simulación y teleoperación; es un campo en movimiento rápido y se presenta como panorama, sin cita de libro. La tesis final del bloque, que el cuestionario comprobará: las representaciones del mapa cambian cada década, rejillas, puntos, campos neuronales, gaussianas, pero el esqueleto no ha cambiado desde el capítulo 2 de Thrun: modelos probabilísticos de movimiento y observación, una creencia sobre el estado, y predicción-corrección u optimización para reconciliarlos.</w:t>
+        <w:t xml:space="preserve">El cierre del bloque conecta sus dos mitades: el SLAM visual usa como sensor la cámara calibrada de S25 y como hitos los puntos con descriptor de S26. Un sistema de referencia como ORB-SLAM integra en tiempo real el seguimiento de la cámara, el cartografiado de puntos, la relocalización y el cierre de bucle sobre un grafo optimizado, usando las mismas características ORB para las tres tareas (Mur-Artal et al., 2015, arXiv:1502.00956), arquitectónicamente es un pose-graph del apdo. 31.3 cuyo modelo de observación es la proyección perspectiva de S25, y verlo así es el examen conceptual del bloque. La frontera actual está en la representación del mapa. NeRF (Neural Radiance Fields) representa la escena como un campo neuronal de densidad y radiancia optimizado para reproducir las vistas de entrada, logrando síntesis fotorrealista de vistas nuevas (Mildenhall et al., 2020, arXiv:2003.08934). 3D Gaussian Splatting sustituye la red por millones de gaussianas 3D explícitas con opacidad y color, optimizadas igualmente por renderizado diferenciable, y alcanza calidad de estado del arte con renderizado en tiempo real (Kerbl et al., 2023, arXiv:2308.04079). Ambas representaciones están siendo incorporadas como mapa dentro de sistemas de SLAM denso y como productos de digitalización de entornos para simulación y teleoperación; es un campo en movimiento rápido y se presenta como panorama, sin cita de libro. La tesis final del bloque, que el cuestionario comprobará: las representaciones del mapa cambian cada década, rejillas, puntos, campos neuronales, gaussianas, pero el esqueleto no ha cambiado desde el capítulo 2 de Thrun: modelos probabilísticos de movimiento y observación, una creencia sobre el estado, y predicción-corrección u optimización para reconciliarlos.</w:t>
       </w:r>
     </w:p>
     <w:p>
@@ -8105,7 +8105,7 @@
           <w:sz w:val="22"/>
           <w:szCs w:val="22"/>
         </w:rPr>
-        <w:t xml:space="preserve">Es la respuesta buena y hay que celebrarla, porque es un error sistemático y no aleatorio, que es la clase de violación que rompe los filtros de verdad. La discusión que sigue es la mejor de las siete minutos: un sesgo constante no lo absorbe un ruido gaussiano de media cero, por mucho que se agrande, y la solución correcta es meter el sesgo en el estado y estimarlo, que es exactamente lo que hacen todas las fusiones inerciales del mundo con la deriva del giróscopo. Es también el momento de nombrar la innovación como detector: si el residuo entre lo medido y lo predicho tiene media distinta de cero, hay un sesgo sin modelar, y eso se ve en la pantalla del taller.</w:t>
+        <w:t xml:space="preserve">Es la respuesta buena y hay que celebrarla, porque es un error sistemático y no aleatorio, que es la clase de violación que rompe los filtros de verdad. La discusión que sigue es la mejor de los siete minutos: un sesgo constante no lo absorbe un ruido gaussiano de media cero, por mucho que se agrande, y la solución correcta es meter el sesgo en el estado y estimarlo, que es exactamente lo que hacen todas las fusiones inerciales del mundo con la deriva del giróscopo. Es también el momento de nombrar la innovación como detector: si el residuo entre lo medido y lo predicho tiene media distinta de cero, hay un sesgo sin modelar, y eso se ve en la pantalla del taller.</w:t>
       </w:r>
     </w:p>
     <w:p>
@@ -9163,7 +9163,7 @@
           <w:sz w:val="22"/>
           <w:szCs w:val="22"/>
         </w:rPr>
-        <w:t xml:space="preserve">En una discusión de frontera el silencio tiene una causa particular: nadie quiere opinar sobre un tema donde intuye que no sabe lo suficiente, y con razón. La maniobra de rescate no es pedir opiniones, es pedir comparaciones con lo que sí conocen. Funciona muy bien la tabla de tres columnas: rejilla de ocupación, nube de puntos con descriptor y representación neuronal, y tres filas que la clase puede rellenar sin saber nada de la frontera, qué consulta responde barato, qué necesita para construirse y qué cuesta guardarla. Rellenar celdas sobre lo conocido produce, sin que nadie lo note, una posición sobre lo desconocido. La segunda maniobra es la pregunta de inversión: en lugar de preguntar qué le falta a lo nuevo, se pregunta qué tenía de malo la rejilla de ocupación, que es una pregunta sobre material propio y con respuestas abundantes, dos dimensiones, resolución fija, nada de apariencia, nada de semántica; de esa lista sale sola la motivación de lo nuevo y la conversación ya está abierta. La tercera, si el grupo está agotado a los cien minutos de clase, es reducir la ambición y pedir sólo una pregunta: qué le preguntaríais a los autores si estuvieran aquí. Recoger cuatro preguntas en la pizarra y no contestar ninguna es un cierre perfectamente legítimo, y además es exactamente lo que se hará en el seminario.</w:t>
+        <w:t xml:space="preserve">En una discusión de frontera el silencio tiene una causa particular: nadie quiere opinar sobre un tema donde intuye que no sabe lo suficiente, y con razón. La maniobra de rescate no es pedir opiniones, es pedir comparaciones con lo que sí conocen. Funciona muy bien la tabla de tres columnas: rejilla de ocupación, nube de puntos con descriptor y representación neuronal, y tres filas que la clase puede rellenar sin saber nada de la frontera, qué consulta responde barato, qué necesita para construirse y qué cuesta guardarla. Rellenar celdas sobre lo conocido produce, sin que nadie lo note, una posición sobre lo desconocido. La segunda maniobra es la pregunta de inversión: en lugar de preguntar qué le falta a lo nuevo, se pregunta qué tenía de malo la rejilla de ocupación, que es una pregunta sobre material propio y con respuestas abundantes, dos dimensiones, resolución fija, nada de apariencia, nada de semántica; de esa lista sale sola la motivación de lo nuevo y la conversación ya está abierta. La tercera, si el grupo está agotado a los cien minutos de clase, es reducir la ambición y pedir sólo una pregunta: qué les preguntaríais a los autores si estuvieran aquí. Recoger cuatro preguntas en la pizarra y no contestar ninguna es un cierre perfectamente legítimo, y además es exactamente lo que se hará en el seminario.</w:t>
       </w:r>
     </w:p>
     <w:p>

--- a/entregables/apuntes/Apuntes_B6_Percepcion_SLAM.docx
+++ b/entregables/apuntes/Apuntes_B6_Percepcion_SLAM.docx
@@ -1050,7 +1050,7 @@
           <w:sz w:val="21"/>
           <w:szCs w:val="21"/>
         </w:rPr>
-        <w:t xml:space="preserve">Ampliación voluntaria del cuaderno: proyectar un cubo virtual sobre el damero con projectPoints, es la matriz C funcionando al revés.</w:t>
+        <w:t xml:space="preserve">Ampliación voluntaria del cuaderno: proyectar un cubo virtual sobre el damero con projectPoints, es la matriz C aplicada en sentido directo.</w:t>
       </w:r>
     </w:p>
     <w:p>
@@ -4251,7 +4251,7 @@
           <w:sz w:val="22"/>
           <w:szCs w:val="22"/>
         </w:rPr>
-        <w:t xml:space="preserve">Para la observación usamos el modelo de baliza con rango y rumbo: si el mapa dice que el hito j está en (m_x, m_y), la medida esperada desde la pose (x, y, θ) es r = raíz de ((m_x − x)² + (m_y − y)²) y φ = atan2(m_y − y, m_x − x) − θ, exactamente la h(x) que aparece dentro del algoritmo de localización EKF (Thrun et al., 2005, p. 204) y que Corke formula de manera idéntica para su ejemplo de mapa de hitos: con ella «el robot puede estimar el rango y el ángulo de rumbo al hito basándose en su propia posición estimada y en la posición conocida del hito en el mapa» (Corke, 2023, p. 220). Su jacobiano H_t respecto a la pose tiene una geometría que conviene dibujar: la fila del rango apunta del hito al robot (medir distancia corrige a lo largo de la línea de vista), y la fila del rumbo es perpendicular y decae con la distancia, de ahí la pregunta trampa del ejercicio: una baliza lejana casi no informa sobre la orientación.</w:t>
+        <w:t xml:space="preserve">Para la observación usamos el modelo de baliza con rango y rumbo: si el mapa dice que el hito j está en (m_x, m_y), la medida esperada desde la pose (x, y, θ) es r = raíz de ((m_x − x)² + (m_y − y)²) y φ = atan2(m_y − y, m_x − x) − θ, exactamente la h(x) que aparece dentro del algoritmo de localización EKF (Thrun et al., 2005, p. 204) y que Corke formula de manera idéntica para su ejemplo de mapa de hitos: con ella «el robot puede estimar el rango y el ángulo de rumbo al hito basándose en su propia posición estimada y en la posición conocida del hito en el mapa» (Corke, 2023, p. 220). Su jacobiano H_t respecto a la pose tiene una geometría que conviene dibujar: la fila del rango apunta del hito al robot (medir distancia corrige a lo largo de la línea de vista), y la fila del rumbo es perpendicular a ella, con la parte de posición decayendo como 1/r y un −1 fijo en la columna de θ; de ahí la pregunta trampa del ejercicio: una baliza lejana orienta igual de bien y deja de corregir la posición transversal.</w:t>
       </w:r>
     </w:p>
     <w:p>
@@ -8294,7 +8294,7 @@
           <w:sz w:val="22"/>
           <w:szCs w:val="22"/>
         </w:rPr>
-        <w:t xml:space="preserve">El ejercicio en parejas es de papel y tiene enunciado cerrado: robot en (2, 1, 30°) con su covarianza, baliza en (5, 5), calcular la predicción de medida h(μ̄), el jacobiano H y razonar, sin invertir nada, en qué dirección corrige el filtro si el rango medido es mayor que el predicho. La puesta en común no está para corregir la aritmética, que se corrige en treinta segundos, sino para explotar la pregunta trampa que el guion reserva al final: qué pasa con la componente de rumbo si el robot está muy lejos de la baliza. El objetivo es que la clase lea el jacobiano como geometría y no como una tabla de derivadas: la fila del rango apunta del hito al robot y corrige a lo largo de la línea de vista; la fila del rumbo es perpendicular y decae con la distancia, de modo que una baliza lejana casi no informa sobre la orientación. Esa lectura es lo que convierte el EKF en algo que se puede diseñar, dónde coloco las balizas, en lugar de algo que se ejecuta. Y hay un aprendizaje mayor detrás, que es el que se cobra en S31: la observabilidad es una propiedad de la geometría del problema, no del algoritmo, y ningún filtro estima lo que las medidas no contienen.</w:t>
+        <w:t xml:space="preserve">El ejercicio en parejas es de papel y tiene enunciado cerrado: robot en (2, 1, 30°) con su covarianza, baliza en (5, 5), calcular la predicción de medida h(μ̄), el jacobiano H y razonar, sin invertir nada, en qué dirección corrige el filtro si el rango medido es mayor que el predicho. La puesta en común no está para corregir la aritmética, que se corrige en treinta segundos, sino para explotar la pregunta trampa que el guion reserva al final: qué pasa con la componente de rumbo si el robot está muy lejos de la baliza. El objetivo es que la clase lea el jacobiano como geometría y no como una tabla de derivadas: la fila del rango apunta del hito al robot y corrige a lo largo de la línea de vista; la fila del rumbo es perpendicular a ella, con la parte de posición decayendo como 1/r pero con un −1 fijo en la columna de la orientación, de modo que una baliza lejana orienta igual de bien y deja de corregir la posición transversal. Esa lectura es lo que convierte el EKF en algo que se puede diseñar, dónde coloco las balizas, en lugar de algo que se ejecuta. Y hay un aprendizaje mayor detrás, que es el que se cobra en S31: la observabilidad es una propiedad de la geometría del problema, no del algoritmo, y ningún filtro estima lo que las medidas no contienen.</w:t>
       </w:r>
     </w:p>
     <w:p>
@@ -8356,7 +8356,7 @@
           <w:sz w:val="22"/>
           <w:szCs w:val="22"/>
         </w:rPr>
-        <w:t xml:space="preserve">Para el barrido, con la figura en la pizarra: «El rango predicho es de unos 5 metros y el rumbo de unos 23 grados respecto al morro. El sensor os dice 5,4. Sin invertir nada: ¿hacia dónde se mueve la elipse y por qué?» Y para la trampa, en el minuto 51, literalmente: «Ahora la misma baliza está a cincuenta metros en lugar de a cinco, y medís rango y rumbo con el mismo sensor y el mismo ruido. ¿Qué componente de la pose deja de corregirse, y por qué?» La segunda formulación importa: se pregunta qué componente deja de corregirse, no si el filtro empeora, porque lo que hay que descubrir es que el deterioro no es global sino selectivo, el rango sigue informando perfectamente y la orientación se queda sin observación útil.</w:t>
+        <w:t xml:space="preserve">Para el barrido, con la figura en la pizarra: «El rango predicho es de unos 5 metros y el rumbo de unos 23 grados respecto al morro. El sensor os dice 5,4. Sin invertir nada: ¿hacia dónde se mueve la elipse y por qué?» Y para la trampa, en el minuto 51, literalmente: «Ahora la misma baliza está a cincuenta metros en lugar de a cinco, y medís rango y rumbo con el mismo sensor y el mismo ruido. ¿Qué componente de la pose deja de corregirse, y por qué?» La segunda formulación importa: se pregunta qué componente deja de corregirse, no si el filtro empeora, porque lo que hay que descubrir es que el deterioro no es global sino selectivo, el rango y el rumbo se siguen midiendo igual de bien, y la que se queda sin observación útil es la posición transversal, la única que depende del rumbo.</w:t>
       </w:r>
     </w:p>
     <w:p>
@@ -8445,31 +8445,31 @@
           <w:sz w:val="22"/>
           <w:szCs w:val="22"/>
         </w:rPr>
-        <w:t xml:space="preserve">Es la respuesta que busca la trampa y hay que exigir el por qué, porque el por qué es lo único que se aprende. La fila del rumbo en el jacobiano lleva la distancia en el denominador, de modo que a cincuenta metros un error de orientación de un grado produce en el rumbo medido una señal que el ruido del sensor tapa; el rango, en cambio, sigue midiéndose igual de bien. La consecuencia de diseño hay que sacarla en voz alta y conviene que la formule un estudiante: para observar la orientación hacen falta hitos cercanos, o dos hitos separados en ángulo, y por eso las balizas no se colocan lejos y agrupadas, que es precisamente cómo las coloca todo el mundo la primera vez.</w:t>
-      </w:r>
-    </w:p>
-    <w:p>
-      <w:pPr>
-        <w:spacing w:after="160" w:line="276"/>
-        <w:jc w:val="both"/>
-      </w:pPr>
-      <w:r>
-        <w:rPr>
-          <w:rFonts w:ascii="Calibri" w:cs="Calibri" w:eastAsia="Calibri" w:hAnsi="Calibri"/>
-          <w:b/>
-          <w:bCs/>
-          <w:sz w:val="22"/>
-          <w:szCs w:val="22"/>
-        </w:rPr>
-        <w:t xml:space="preserve">«Entonces el filtro se entera de que no sabe la orientación». </w:t>
-      </w:r>
-      <w:r>
-        <w:rPr>
-          <w:rFonts w:ascii="Calibri" w:cs="Calibri" w:eastAsia="Calibri" w:hAnsi="Calibri"/>
-          <w:sz w:val="22"/>
-          <w:szCs w:val="22"/>
-        </w:rPr>
-        <w:t xml:space="preserve">Es la mejor intervención posible y hay que llevarla hasta el final, porque la respuesta es medio sí y medio no, y ese matiz es el más valioso de la sesión. Sí, la covarianza refleja la mala observabilidad y la componente angular no se reduce: el filtro es honesto en eso. Pero no avisa de nada más, y una asociación de datos equivocada, haber tomado un hito por otro, inyecta una corrección coherentemente errónea que el filtro fusiona con toda confianza (Corke, 2023, p. 223). Distinguir la incertidumbre que el filtro sabe que tiene de la equivocación que el filtro no puede saber que tiene es el aprendizaje que abre S30.</w:t>
+        <w:t xml:space="preserve">Es la respuesta que la trampa provoca y hay que desmontarla, porque invierte el resultado. Sólo la parte de posición de la fila del rumbo lleva la distancia en el denominador; la derivada respecto de la orientación vale −1 esté la baliza donde esté, así que a cincuenta metros un error de orientación de un grado sigue produciendo un grado de discrepancia en el rumbo medido y el filtro lo corrige igual de bien. Lo que se pierde es la posición transversal: un grado de incertidumbre angular son 87 cm de error lateral a 50 m, frente a los 5 cm que aporta el rango. La tabla de la sección 4 de 82514_S29_Localizacion_EKF.ipynb lo enseña con números, la información sobre θ es constante e igual a 1/σφ² y la de posición cae hasta saturar en la que da el rango. La consecuencia de diseño hay que sacarla en voz alta y conviene que la formule un estudiante: para situarse hacen falta hitos cercanos, o dos hitos separados en ángulo; los lejanos hacen de brújula, y por eso las balizas no se colocan lejos y agrupadas, que es precisamente cómo las coloca todo el mundo la primera vez.</w:t>
+      </w:r>
+    </w:p>
+    <w:p>
+      <w:pPr>
+        <w:spacing w:after="160" w:line="276"/>
+        <w:jc w:val="both"/>
+      </w:pPr>
+      <w:r>
+        <w:rPr>
+          <w:rFonts w:ascii="Calibri" w:cs="Calibri" w:eastAsia="Calibri" w:hAnsi="Calibri"/>
+          <w:b/>
+          <w:bCs/>
+          <w:sz w:val="22"/>
+          <w:szCs w:val="22"/>
+        </w:rPr>
+        <w:t xml:space="preserve">«Entonces el filtro se entera de que no sabe dónde está». </w:t>
+      </w:r>
+      <w:r>
+        <w:rPr>
+          <w:rFonts w:ascii="Calibri" w:cs="Calibri" w:eastAsia="Calibri" w:hAnsi="Calibri"/>
+          <w:sz w:val="22"/>
+          <w:szCs w:val="22"/>
+        </w:rPr>
+        <w:t xml:space="preserve">Es la mejor intervención posible y hay que llevarla hasta el final, porque la respuesta es medio sí y medio no, y ese matiz es el más valioso de la sesión. Sí, la covarianza refleja la mala observabilidad y la componente transversal apenas se reduce: el filtro es honesto en eso. Pero no avisa de nada más, y una asociación de datos equivocada, haber tomado un hito por otro, inyecta una corrección coherentemente errónea que el filtro fusiona con toda confianza (Corke, 2023, p. 223). Distinguir la incertidumbre que el filtro sabe que tiene de la equivocación que el filtro no puede saber que tiene es el aprendizaje que abre S30.</w:t>
       </w:r>
     </w:p>
     <w:p>
@@ -8500,7 +8500,7 @@
           <w:sz w:val="22"/>
           <w:szCs w:val="22"/>
         </w:rPr>
-        <w:t xml:space="preserve">El error dominante es leer la ganancia de Kalman como una constante de sintonía y no como el resultado de una geometría: se concluye que si el filtro corrige poco la orientación es porque hay que subir la ganancia, o bajar el ruido de medida del rumbo, o retocar los coeficientes hasta que la elipse angular se cierre. Es el error más peligroso del bloque porque produce filtros que aparentan precisión: bajar el ruido declarado del rumbo estrecha la elipse sin añadir un bit de información, y el resultado es un estimador seguro y equivocado. Se desmonta con el propio cuaderno y en un minuto: en 82514_S29_Localizacion_EKF.ipynb se ejecuta el recorrido con la baliza lejana y con el ruido de rumbo declarado a la mitad, y se comparan las dos gráficas de error real frente a banda de confianza; en la segunda la banda se ha estrechado y el error no ha bajado, de modo que la elipse ha dejado de contener la verdad. La conclusión hay que dictarla porque vale para todo el curso: una covarianza no se ajusta para que salga pequeña, se ajusta para que sea verdad, y la comprobación es que el error real caiga dentro de la banda la fracción de veces que la banda promete. El segundo error, más benigno, es intentar resolver el ejercicio invirtiendo matrices; se desmonta a coste cero pidiendo la dirección antes del número, que es lo que ya prescribe el enunciado.</w:t>
+        <w:t xml:space="preserve">El error dominante es leer la ganancia de Kalman como una constante de sintonía y no como el resultado de una geometría: se concluye que si el filtro corrige poco esa componente es porque hay que subir la ganancia, o bajar el ruido de medida del rumbo, o retocar los coeficientes hasta que la elipse se cierre. Es el error más peligroso del bloque porque produce filtros que aparentan precisión: bajar el ruido declarado del rumbo estrecha la elipse sin añadir un bit de información, y el resultado es un estimador seguro y equivocado. Se desmonta con el propio cuaderno y en un minuto: en 82514_S29_Localizacion_EKF.ipynb se ejecuta el recorrido con la baliza lejana y con el ruido de rumbo declarado a la mitad, y se comparan las dos gráficas de error real frente a banda de confianza; en la segunda la banda se ha estrechado y el error no ha bajado, de modo que la elipse ha dejado de contener la verdad. La conclusión hay que dictarla porque vale para todo el curso: una covarianza no se ajusta para que salga pequeña, se ajusta para que sea verdad, y la comprobación es que el error real caiga dentro de la banda la fracción de veces que la banda promete. El segundo error, más benigno, es intentar resolver el ejercicio invirtiendo matrices; se desmonta a coste cero pidiendo la dirección antes del número, que es lo que ya prescribe el enunciado.</w:t>
       </w:r>
     </w:p>
     <w:p>
